--- a/ru/discovery-articles/3.12 Контейнерные перевозки.docx
+++ b/ru/discovery-articles/3.12 Контейнерные перевозки.docx
@@ -4,136 +4,103 @@
   <w:body>
     <w:p>
       <w:pPr>
-        <w:spacing w:before="0" w:after="80"/>
+        <w:pStyle w:val="Title"/>
+        <w:widowControl/>
       </w:pPr>
       <w:r>
-        <w:rPr>
-          <w:rFonts w:ascii="Calibri" w:hAnsi="Calibri" w:cs="Calibri"/>
-          <w:b/>
-          <w:color w:val="2E74B5"/>
-          <w:sz w:val="20"/>
-        </w:rPr>
-        <w:t>3. Промышленность, энергетика и транспорт</w:t>
+        <w:t>3.12 Контейнерные перевозки</w:t>
       </w:r>
     </w:p>
     <w:p>
       <w:pPr>
         <w:keepNext/>
-        <w:spacing w:before="0" w:after="120"/>
+        <w:widowControl/>
       </w:pPr>
       <w:r>
         <w:rPr>
-          <w:rFonts w:ascii="Calibri" w:hAnsi="Calibri" w:cs="Calibri"/>
-          <w:b/>
-          <w:color w:val="0B2545"/>
-          <w:sz w:val="48"/>
+          <w:sz w:val="20"/>
         </w:rPr>
-        <w:t>3.12 Контейнерные перевозки</w:t>
+        <w:t>3. Промышленность, энергия и транспорт</w:t>
       </w:r>
     </w:p>
     <w:p>
       <w:pPr>
-        <w:spacing w:before="0" w:after="200" w:line="276" w:lineRule="auto"/>
+        <w:keepNext/>
+        <w:widowControl/>
       </w:pPr>
       <w:r>
         <w:rPr>
-          <w:rFonts w:ascii="Calibri" w:hAnsi="Calibri" w:cs="Calibri"/>
-          <w:i/>
-          <w:color w:val="666666"/>
-          <w:sz w:val="21"/>
+          <w:sz w:val="20"/>
         </w:rPr>
-        <w:t>Период: с 1956 года — контейнерная линия Маклина; 1960–1970-е годы — стандартизация ISO и всемирное распространение | Ключевые фигуры: Малком Маклин; судоходные компании, порты и органы стандартизации ISO, закрепившие размеры контейнеров</w:t>
+        <w:t>Период: с 1956 года — контейнерная служба Маклина; 1960–1970-е годы — стандартизация ISO и мировое распространение | Основные участники: Малком Маклин, перевозчики, порты и организации стандартизации, согласовавшие размеры контейнеров</w:t>
       </w:r>
     </w:p>
     <w:p>
       <w:pPr>
-        <w:spacing w:before="0" w:after="200" w:line="300" w:lineRule="auto"/>
+        <w:widowControl/>
       </w:pPr>
       <w:r>
-        <w:rPr>
-          <w:rFonts w:ascii="Calibri" w:hAnsi="Calibri" w:cs="Calibri"/>
-          <w:color w:val="0B2545"/>
-          <w:sz w:val="23"/>
-        </w:rPr>
-        <w:t>При контейнерных перевозках товары помещают в стандартные металлические ящики, которые без перегрузки содержимого переходят с грузовика на судно и поезд. Такая система резко сократила трудозатраты и время морских перевозок, преобразив порты и цепочки поставок.</w:t>
+        <w:t>Товары помещают в стандартные металлические контейнеры, которые без перегрузки содержимого переходят с грузовика на судно и поезд. Это резко сократило затраты труда и времени в морской торговле и изменило порты и цепочки поставок.</w:t>
       </w:r>
     </w:p>
     <w:p>
       <w:pPr>
         <w:pStyle w:val="Heading1"/>
+        <w:widowControl/>
       </w:pPr>
       <w:r>
-        <w:t>Ключевые факты</w:t>
+        <w:t>Кратко о главном</w:t>
       </w:r>
     </w:p>
     <w:p>
       <w:pPr>
-        <w:keepLines/>
-        <w:spacing w:after="80" w:line="300" w:lineRule="auto"/>
-        <w:numPr>
-          <w:ilvl w:val="0"/>
-          <w:numId w:val="10"/>
-        </w:numPr>
+        <w:pStyle w:val="ListBullet"/>
+        <w:widowControl/>
       </w:pPr>
       <w:r>
-        <w:t>В 1956 году Малком Маклин открыл контейнерную судоходную линию из Ньюарка.</w:t>
+        <w:t>В 1956 году Малком Маклин открыл контейнерное судоходное сообщение из Ньюарка.</w:t>
       </w:r>
     </w:p>
     <w:p>
       <w:pPr>
-        <w:keepLines/>
-        <w:spacing w:after="80" w:line="300" w:lineRule="auto"/>
-        <w:numPr>
-          <w:ilvl w:val="0"/>
-          <w:numId w:val="10"/>
-        </w:numPr>
+        <w:pStyle w:val="ListBullet"/>
+        <w:widowControl/>
       </w:pPr>
       <w:r>
-        <w:t>Стандарты ISO позволяют одинаково штабелировать и перегружать контейнеры у разных перевозчиков по всему миру.</w:t>
+        <w:t>Размеры по стандартам ISO позволяют штабелировать и передавать контейнеры между перевозчиками по всему миру.</w:t>
       </w:r>
     </w:p>
     <w:p>
       <w:pPr>
-        <w:keepLines/>
-        <w:spacing w:after="80" w:line="300" w:lineRule="auto"/>
-        <w:numPr>
-          <w:ilvl w:val="0"/>
-          <w:numId w:val="10"/>
-        </w:numPr>
+        <w:pStyle w:val="ListBullet"/>
+        <w:widowControl/>
       </w:pPr>
       <w:r>
-        <w:t>До контейнеризации штучный груз приходилось по нескольку дней переносить и укладывать вручную ящик за ящиком.</w:t>
+        <w:t>Раньше погрузка отдельных ящиков вручную могла занимать дни.</w:t>
       </w:r>
     </w:p>
     <w:p>
       <w:pPr>
-        <w:keepLines/>
-        <w:spacing w:after="80" w:line="300" w:lineRule="auto"/>
-        <w:numPr>
-          <w:ilvl w:val="0"/>
-          <w:numId w:val="10"/>
-        </w:numPr>
+        <w:pStyle w:val="ListBullet"/>
+        <w:widowControl/>
       </w:pPr>
       <w:r>
-        <w:t>Контейнеры сократили кражи и повреждения грузов, а также потребность портов в ручном труде на каждую перевезённую тонну.</w:t>
+        <w:t>Контейнеризация сократила кражи, повреждения и потребность в портовом труде на тонну груза.</w:t>
       </w:r>
     </w:p>
     <w:p>
       <w:pPr>
-        <w:keepLines/>
-        <w:spacing w:after="80" w:line="300" w:lineRule="auto"/>
-        <w:numPr>
-          <w:ilvl w:val="0"/>
-          <w:numId w:val="10"/>
-        </w:numPr>
+        <w:pStyle w:val="ListBullet"/>
+        <w:widowControl/>
       </w:pPr>
       <w:r>
-        <w:t>Глобальные производственные сети зависят от дешёвого и предсказуемого движения стандартных контейнеров.</w:t>
+        <w:t>Мировые производственные сети зависят от дешёвого и предсказуемого перемещения контейнеров.</w:t>
       </w:r>
     </w:p>
     <w:p>
       <w:pPr>
         <w:pStyle w:val="Heading1"/>
+        <w:widowControl/>
       </w:pPr>
       <w:r>
         <w:t>Что это такое</w:t>
@@ -141,143 +108,101 @@
     </w:p>
     <w:p>
       <w:pPr>
-        <w:keepLines w:val="0"/>
+        <w:widowControl/>
       </w:pPr>
       <w:r>
-        <w:t>Контейнерные перевозки используют герметичные штабелируемые стальные ящики согласованных размеров. Контейнер целиком переходит с судна на поезд или грузовик, и при каждой перегрузке его не нужно распаковывать. Кран поднимает весь ящик, а товар остаётся запечатанным на пути от завода до склада.</w:t>
-      </w:r>
-    </w:p>
-    <w:p>
-      <w:pPr>
-        <w:keepLines w:val="0"/>
-      </w:pPr>
-      <w:r>
-        <w:t>Главное изобретение здесь — не сам металлический ящик, а стандартизация и единая система работы разных видов транспорта. Товары всего мира движутся внутри общего прямоугольного соглашения — словно все порты, грузовики и поезда приняли один размер чемодана.</w:t>
+        <w:t>Контейнерные перевозки используют закрытые стальные ящики согласованных размеров, которые можно складывать друг на друга. Один контейнер проходит через судно, поезд и грузовик без распаковки при каждой пересадке. Кран поднимает его целиком, а груз остаётся закрытым от фабрики до склада. Новшество — не просто металлический ящик, а стандартизация и согласование разных видов транспорта. Это похоже на общий размер чемодана, который принимают все порты, грузовики и поезда.</w:t>
       </w:r>
     </w:p>
     <w:p>
       <w:pPr>
         <w:pStyle w:val="Heading1"/>
+        <w:widowControl/>
       </w:pPr>
       <w:r>
-        <w:t>Кто это открыл или изобрёл</w:t>
+        <w:t>Кто открыл или изобрёл</w:t>
       </w:r>
     </w:p>
     <w:p>
       <w:pPr>
-        <w:keepLines w:val="0"/>
+        <w:widowControl/>
       </w:pPr>
       <w:r>
-        <w:t>Американский предприниматель в сфере автоперевозок Малком Маклин добился практического внедрения системы, в которой грузы в стандартных ящиках перевозились морем. Отправной точкой стал рейс судна Ideal X в 1956 году. Маклин не изобрёл металлический контейнер как таковой, но убедил порты, профсоюзы и судостроителей считать именно его основной единицей перевозки.</w:t>
-      </w:r>
-    </w:p>
-    <w:p>
-      <w:pPr>
-        <w:keepLines w:val="0"/>
-      </w:pPr>
-      <w:r>
-        <w:t>Позднее стандарты ISO закрепили размеры, а инженеры множества терминалов приспособили к ним оборудование. Успех стал результатом дальновидности Маклина и готовности целой отрасли пользоваться одной мерой.</w:t>
+        <w:t>Американский предприниматель грузовых перевозок Малком Маклин продвигал практическую систему перевозки контейнеров судами, начав с Ideal X в 1956 году. Он не изобрёл металлический ящик сам по себе, а добился того, чтобы порты, профсоюзы и судостроители рассматривали контейнер как единицу перевозки. Позднее Международная организация по стандартизации, ISO, и многочисленные инженеры терминалов закрепили общие размеры. Заслуга соединяет замысел Маклина и согласие отрасли измерять одинаково.</w:t>
       </w:r>
     </w:p>
     <w:p>
       <w:pPr>
         <w:pStyle w:val="Heading1"/>
+        <w:widowControl/>
       </w:pPr>
       <w:r>
-        <w:t>Когда и как это появилось</w:t>
+        <w:t>Когда и как появилось</w:t>
       </w:r>
     </w:p>
     <w:p>
       <w:pPr>
-        <w:keepLines w:val="0"/>
+        <w:widowControl/>
       </w:pPr>
       <w:r>
-        <w:t>После 1956 года число контейнерных маршрутов быстро росло. К концу 1960-х и в 1970-е годы стандартные ящики и ячеистые контейнеровозы начали господствовать в дальних грузовых перевозках. Порты перестраивались под портальные краны и огромные площадки для штабелирования, а старые узкие пирсы пустели.</w:t>
-      </w:r>
-    </w:p>
-    <w:p>
-      <w:pPr>
-        <w:keepLines w:val="0"/>
-      </w:pPr>
-      <w:r>
-        <w:t>Железные и автомобильные дороги получили подходящие шасси и специальные вагоны-платформы. Система продолжала расти, потому что стоимость перевозки тонны груза на километр снижалась. Сегодня почти каждый импортный товар на полке магазина успел побывать в контейнере.</w:t>
+        <w:t>После 1956 года маршруты множились; к концу 1960-х и в 1970-х стандартные контейнеры и суда с ячеистыми трюмами стали преобладать в дальних грузоперевозках. Порты перестраивали под козловые краны и обширные площадки штабелей, старые узкие причалы пустели. Автомобильный и железнодорожный транспорт приспосабливал шасси и вагоны. Система росла, поскольку дешевела перевозка тонны на километр или милю. Сегодня почти каждый импортный товар на полке какое-то время провёл в контейнере.</w:t>
       </w:r>
     </w:p>
     <w:p>
       <w:pPr>
         <w:pStyle w:val="Heading1"/>
+        <w:widowControl/>
       </w:pPr>
       <w:r>
-        <w:t>Научное значение</w:t>
+        <w:t>Значение для науки</w:t>
       </w:r>
     </w:p>
     <w:p>
       <w:pPr>
-        <w:keepLines w:val="0"/>
+        <w:widowControl/>
       </w:pPr>
       <w:r>
-        <w:t>Контейнеризация — это логистика как наука: управление очередями, устойчивость штабелей, проектирование судовых ячеек и оптимизация транспортных сетей. Единые размеры превратили точное измерение в инструмент мировой торговли. Информационные системы отслеживают миллионы контейнеров, став одним из ранних примеров управления данными в огромной цепочке поставок.</w:t>
-      </w:r>
-    </w:p>
-    <w:p>
-      <w:pPr>
-        <w:keepLines w:val="0"/>
-      </w:pPr>
-      <w:r>
-        <w:t>Геометрия твистлоков, кранов и судовых корпусов должна точно совпадать. За внешне простым ящиком скрывается целый комплекс задач измерения и управления.</w:t>
+        <w:t>Контейнеризация воплощает науку логистики: расчёт очередей, устойчивость штабелей, устройство судовых ячеек и оптимизацию сети. Стандартные размеры применяют точные измерения к торговле. Информационные системы отслеживают миллионы контейнеров — ранний пример крупных систем управления поставками. Поворотные крепления, краны и корпуса судов должны соответствовать одной геометрии. Простой ящик скрывает множество задач измерения и контроля.</w:t>
       </w:r>
     </w:p>
     <w:p>
       <w:pPr>
         <w:pStyle w:val="Heading1"/>
+        <w:widowControl/>
       </w:pPr>
       <w:r>
-        <w:t>Влияние на последующее развитие</w:t>
+        <w:t>Влияние на дальнейшее развитие</w:t>
       </w:r>
     </w:p>
     <w:p>
       <w:pPr>
-        <w:keepLines w:val="0"/>
+        <w:widowControl/>
       </w:pPr>
       <w:r>
-        <w:t>Фабрики смогли располагаться далеко от покупателей, поскольку морская перевозка стала дешёвой и предсказуемой по расписанию. Контейнеры сделали возможными глобальные закупки и производство «точно в срок».</w:t>
-      </w:r>
-    </w:p>
-    <w:p>
-      <w:pPr>
-        <w:keepLines w:val="0"/>
-      </w:pPr>
-      <w:r>
-        <w:t>Затем появились сверхкрупные суда и автоматизированные терминалы. Теперь экологические споры и проблемы перегруженности портов связаны с теми же ящиками. Склады электронной торговли вдали от моря — прямые потомки контейнерного причала.</w:t>
+        <w:t>При дешёвом и регулярном морском пути фабрика могла находиться далеко от покупателей. Контейнеры поддержали производство точно к сроку и международные закупки. Следом появились гигантские суда и автоматизированные терминалы. Теперь вокруг тех же контейнеров идут споры об экологии и заторах. Склады электронной торговли в глубине суши — продолжение контейнерного причала.</w:t>
       </w:r>
     </w:p>
     <w:p>
       <w:pPr>
         <w:pStyle w:val="Heading1"/>
+        <w:widowControl/>
       </w:pPr>
       <w:r>
-        <w:t>Как это изменило жизнь людей</w:t>
+        <w:t>Как изменило жизнь людей</w:t>
       </w:r>
     </w:p>
     <w:p>
       <w:pPr>
-        <w:keepLines w:val="0"/>
+        <w:widowControl/>
       </w:pPr>
       <w:r>
-        <w:t>Сокращение транспортных расходов снизило потребительские цены на одежду, электронику и пищевое сырьё. Портовый труд преобразился: на каждую тонну груза стало требоваться меньше работников, зато появились иные навыки и острые трудовые конфликты. Прибрежные города перестраивались вокруг терминалов и автомагистралей.</w:t>
-      </w:r>
-    </w:p>
-    <w:p>
-      <w:pPr>
-        <w:keepLines w:val="0"/>
-      </w:pPr>
-      <w:r>
-        <w:t>Когда перекрывается канал или пандемия нарушает работу портов, пустые полки напоминают, насколько повседневная жизнь зависит от стандартного металлического ящика.</w:t>
+        <w:t>Снижение фрахтовых расходов удешевило одежду, электронику и сырьё для пищевой отрасли. Портовый труд изменился: меньше грузчиков на тонну, другие навыки, острые конфликты. Приморские города перестраивались вокруг терминалов и автомагистралей. Когда канал перекрыт или пандемия нарушает работу портов, пустые полки показывают, насколько повседневная жизнь зависит от контейнера.</w:t>
       </w:r>
     </w:p>
     <w:p>
       <w:pPr>
         <w:pStyle w:val="Heading1"/>
+        <w:widowControl/>
       </w:pPr>
       <w:r>
         <w:t>Источники и литература</w:t>
@@ -286,120 +211,126 @@
     <w:p>
       <w:pPr>
         <w:pStyle w:val="Heading2"/>
+        <w:widowControl/>
       </w:pPr>
       <w:r>
-        <w:t>A. Книги и основные научные труды</w:t>
+        <w:rPr>
+          <w:sz w:val="20"/>
+        </w:rPr>
+        <w:t>Книги и основные научные труды</w:t>
       </w:r>
     </w:p>
     <w:p>
       <w:pPr>
-        <w:keepLines/>
-        <w:spacing w:after="80" w:line="300" w:lineRule="auto"/>
-        <w:numPr>
-          <w:ilvl w:val="0"/>
-          <w:numId w:val="11"/>
-        </w:numPr>
+        <w:widowControl/>
       </w:pPr>
       <w:r>
-        <w:t>Levinson, Marc. The Box: How the Shipping Container Made the World Smaller and the World Economy Bigger. Princeton: Princeton University Press, 2006.</w:t>
+        <w:rPr>
+          <w:sz w:val="20"/>
+        </w:rPr>
+        <w:t>1. Levinson, Marc. The Box: How the Shipping Container Made the World Smaller and the World Economy Bigger. Princeton: Princeton University Press, 2006.</w:t>
       </w:r>
     </w:p>
     <w:p>
       <w:pPr>
         <w:pStyle w:val="Heading2"/>
+        <w:widowControl/>
       </w:pPr>
       <w:r>
-        <w:t>C. Материалы научных учреждений и энциклопедий</w:t>
+        <w:rPr>
+          <w:sz w:val="20"/>
+        </w:rPr>
+        <w:t>Материалы организаций и энциклопедии</w:t>
       </w:r>
     </w:p>
     <w:p>
       <w:pPr>
-        <w:keepLines/>
-        <w:spacing w:after="80" w:line="300" w:lineRule="auto"/>
-        <w:numPr>
-          <w:ilvl w:val="0"/>
-          <w:numId w:val="12"/>
-        </w:numPr>
+        <w:widowControl/>
       </w:pPr>
       <w:r>
-        <w:t>Encyclopaedia Britannica. «Containerization».</w:t>
+        <w:rPr>
+          <w:sz w:val="20"/>
+        </w:rPr>
+        <w:t xml:space="preserve">1. Encyclopaedia Britannica. 'Containerization.' </w:t>
       </w:r>
+      <w:hyperlink r:id="rId9">
+        <w:r>
+          <w:rPr>
+            <w:sz w:val="20"/>
+          </w:rPr>
+          <w:t>https://www.britannica.com/technology/containerization</w:t>
+        </w:r>
+      </w:hyperlink>
       <w:r>
-        <w:t xml:space="preserve"> </w:t>
+        <w:rPr>
+          <w:sz w:val="20"/>
+        </w:rPr>
+      </w:r>
+    </w:p>
+    <w:p>
+      <w:pPr>
+        <w:widowControl/>
+      </w:pPr>
+      <w:r>
+        <w:rPr>
+          <w:sz w:val="20"/>
+        </w:rPr>
+        <w:t xml:space="preserve">2. ISO. Freight containers — standards overview. </w:t>
+      </w:r>
+      <w:hyperlink r:id="rId10">
+        <w:r>
+          <w:rPr>
+            <w:sz w:val="20"/>
+          </w:rPr>
+          <w:t>https://www.iso.org/committee/51156.html</w:t>
+        </w:r>
+      </w:hyperlink>
+      <w:r>
+        <w:rPr>
+          <w:sz w:val="20"/>
+        </w:rPr>
+      </w:r>
+    </w:p>
+    <w:p>
+      <w:pPr>
+        <w:pStyle w:val="Heading2"/>
+        <w:widowControl/>
+      </w:pPr>
+      <w:r>
+        <w:rPr>
+          <w:sz w:val="20"/>
+        </w:rPr>
+        <w:t>Пресса, научно-популярные и справочные материалы</w:t>
+      </w:r>
+    </w:p>
+    <w:p>
+      <w:pPr>
+        <w:widowControl/>
+      </w:pPr>
+      <w:r>
+        <w:rPr>
+          <w:sz w:val="20"/>
+        </w:rPr>
+        <w:t xml:space="preserve">1. Smithsonian Magazine. Reporting on Malcom McLean and the container revolution. </w:t>
       </w:r>
       <w:hyperlink r:id="rId11">
         <w:r>
           <w:rPr>
-            <w:color w:val="0563C1"/>
-            <w:u w:val="single"/>
-          </w:rPr>
-          <w:t>https://www.britannica.com/technology/containerization</w:t>
-        </w:r>
-      </w:hyperlink>
-    </w:p>
-    <w:p>
-      <w:pPr>
-        <w:keepLines/>
-        <w:spacing w:after="80" w:line="300" w:lineRule="auto"/>
-        <w:numPr>
-          <w:ilvl w:val="0"/>
-          <w:numId w:val="12"/>
-        </w:numPr>
-      </w:pPr>
-      <w:r>
-        <w:t>ISO. Обзор стандартов на грузовые контейнеры.</w:t>
-      </w:r>
-      <w:r>
-        <w:t xml:space="preserve"> </w:t>
-      </w:r>
-      <w:hyperlink r:id="rId12">
-        <w:r>
-          <w:rPr>
-            <w:color w:val="0563C1"/>
-            <w:u w:val="single"/>
-          </w:rPr>
-          <w:t>https://www.iso.org/committee/51156.html</w:t>
-        </w:r>
-      </w:hyperlink>
-    </w:p>
-    <w:p>
-      <w:pPr>
-        <w:pStyle w:val="Heading2"/>
-      </w:pPr>
-      <w:r>
-        <w:t>J. Пресса, научно-популярные и справочные материалы</w:t>
-      </w:r>
-    </w:p>
-    <w:p>
-      <w:pPr>
-        <w:keepLines/>
-        <w:spacing w:after="80" w:line="300" w:lineRule="auto"/>
-        <w:numPr>
-          <w:ilvl w:val="0"/>
-          <w:numId w:val="13"/>
-        </w:numPr>
-      </w:pPr>
-      <w:r>
-        <w:t>Smithsonian Magazine. Материал о Малкоме Маклине и контейнерной революции.</w:t>
-      </w:r>
-      <w:r>
-        <w:t xml:space="preserve"> </w:t>
-      </w:r>
-      <w:hyperlink r:id="rId13">
-        <w:r>
-          <w:rPr>
-            <w:color w:val="0563C1"/>
-            <w:u w:val="single"/>
+            <w:sz w:val="20"/>
           </w:rPr>
           <w:t>https://www.smithsonianmag.com/innovation/how-shipping-container-made-world-smaller-and-world-economy-bigger-180964208/</w:t>
         </w:r>
       </w:hyperlink>
+      <w:r>
+        <w:rPr>
+          <w:sz w:val="20"/>
+        </w:rPr>
+      </w:r>
     </w:p>
     <w:sectPr>
-      <w:headerReference w:type="default" r:id="rId9"/>
-      <w:footerReference w:type="default" r:id="rId10"/>
-      <w:pgSz w:w="12240" w:h="15840"/>
-      <w:pgMar w:top="1440" w:right="1440" w:bottom="1440" w:left="1440" w:header="708" w:footer="708" w:gutter="0"/>
+      <w:footerReference w:type="default" r:id="rId12"/>
+      <w:pgSz w:w="11906" w:h="16838"/>
+      <w:pgMar w:top="1020" w:right="1134" w:bottom="1020" w:left="1134" w:header="720" w:footer="720" w:gutter="0"/>
       <w:cols w:space="720"/>
       <w:docGrid w:linePitch="360"/>
     </w:sectPr>
@@ -412,60 +343,11 @@
   <w:p>
     <w:pPr>
       <w:pStyle w:val="Footer"/>
-      <w:spacing w:before="0" w:after="0"/>
       <w:jc w:val="right"/>
     </w:pPr>
-    <w:r>
-      <w:rPr>
-        <w:rFonts w:ascii="Calibri" w:hAnsi="Calibri" w:cs="Calibri"/>
-        <w:color w:val="666666"/>
-        <w:sz w:val="18"/>
-      </w:rPr>
-      <w:t xml:space="preserve">Страница </w:t>
-    </w:r>
-    <w:r>
-      <w:rPr>
-        <w:rFonts w:ascii="Calibri" w:hAnsi="Calibri" w:cs="Calibri"/>
-        <w:color w:val="666666"/>
-        <w:sz w:val="18"/>
-      </w:rPr>
-      <w:fldChar w:fldCharType="begin"/>
-      <w:instrText xml:space="preserve"> PAGE </w:instrText>
-      <w:fldChar w:fldCharType="separate"/>
-      <w:t>1</w:t>
-      <w:fldChar w:fldCharType="end"/>
-    </w:r>
+    <w:fldSimple w:instr="PAGE"/>
   </w:p>
 </w:ftr>
-</file>
-
-<file path=word/header1.xml><?xml version="1.0" encoding="utf-8"?>
-<w:hdr xmlns:m="http://schemas.openxmlformats.org/officeDocument/2006/math" xmlns:mc="http://schemas.openxmlformats.org/markup-compatibility/2006" xmlns:mo="http://schemas.microsoft.com/office/mac/office/2008/main" xmlns:mv="urn:schemas-microsoft-com:mac:vml" xmlns:o="urn:schemas-microsoft-com:office:office" xmlns:r="http://schemas.openxmlformats.org/officeDocument/2006/relationships" xmlns:v="urn:schemas-microsoft-com:vml" xmlns:w10="urn:schemas-microsoft-com:office:word" xmlns:w14="http://schemas.microsoft.com/office/word/2010/wordml" xmlns:w="http://schemas.openxmlformats.org/wordprocessingml/2006/main" xmlns:wne="http://schemas.microsoft.com/office/word/2006/wordml" xmlns:wp14="http://schemas.microsoft.com/office/word/2010/wordprocessingDrawing" xmlns:wp="http://schemas.openxmlformats.org/drawingml/2006/wordprocessingDrawing" xmlns:wpc="http://schemas.microsoft.com/office/word/2010/wordprocessingCanvas" xmlns:wpg="http://schemas.microsoft.com/office/word/2010/wordprocessingGroup" xmlns:wpi="http://schemas.microsoft.com/office/word/2010/wordprocessingInk" xmlns:wps="http://schemas.microsoft.com/office/word/2010/wordprocessingShape" mc:Ignorable="w14 wp14">
-  <w:p>
-    <w:pPr>
-      <w:pStyle w:val="Header"/>
-      <w:spacing w:after="0"/>
-      <w:jc w:val="left"/>
-    </w:pPr>
-    <w:r>
-      <w:rPr>
-        <w:rFonts w:ascii="Calibri" w:hAnsi="Calibri" w:cs="Calibri"/>
-        <w:b/>
-        <w:color w:val="666666"/>
-        <w:sz w:val="18"/>
-      </w:rPr>
-      <w:t>Открытия и изобретения</w:t>
-    </w:r>
-    <w:r>
-      <w:rPr>
-        <w:rFonts w:ascii="Calibri" w:hAnsi="Calibri" w:cs="Calibri"/>
-        <w:color w:val="666666"/>
-        <w:sz w:val="18"/>
-      </w:rPr>
-      <w:t xml:space="preserve">    |    3. Промышленность, энергетика и транспорт</w:t>
-    </w:r>
-  </w:p>
-</w:hdr>
 </file>
 
 <file path=word/numbering.xml><?xml version="1.0" encoding="utf-8"?>
@@ -668,78 +550,6 @@
   <w:num w:numId="9">
     <w:abstractNumId w:val="0"/>
   </w:num>
-  <w:abstractNum w:abstractNumId="9">
-    <w:multiLevelType w:val="singleLevel"/>
-    <w:lvl w:ilvl="0">
-      <w:start w:val="1"/>
-      <w:numFmt w:val="bullet"/>
-      <w:lvlText w:val="•"/>
-      <w:lvlJc w:val="left"/>
-      <w:pPr>
-        <w:tabs>
-          <w:tab w:val="num" w:pos="540"/>
-        </w:tabs>
-        <w:ind w:left="540" w:hanging="270"/>
-      </w:pPr>
-    </w:lvl>
-  </w:abstractNum>
-  <w:num w:numId="10">
-    <w:abstractNumId w:val="9"/>
-  </w:num>
-  <w:abstractNum w:abstractNumId="10">
-    <w:multiLevelType w:val="singleLevel"/>
-    <w:lvl w:ilvl="0">
-      <w:start w:val="1"/>
-      <w:numFmt w:val="decimal"/>
-      <w:lvlText w:val="%1."/>
-      <w:lvlJc w:val="left"/>
-      <w:pPr>
-        <w:tabs>
-          <w:tab w:val="num" w:pos="540"/>
-        </w:tabs>
-        <w:ind w:left="540" w:hanging="270"/>
-      </w:pPr>
-    </w:lvl>
-  </w:abstractNum>
-  <w:num w:numId="11">
-    <w:abstractNumId w:val="10"/>
-  </w:num>
-  <w:abstractNum w:abstractNumId="11">
-    <w:multiLevelType w:val="singleLevel"/>
-    <w:lvl w:ilvl="0">
-      <w:start w:val="1"/>
-      <w:numFmt w:val="decimal"/>
-      <w:lvlText w:val="%1."/>
-      <w:lvlJc w:val="left"/>
-      <w:pPr>
-        <w:tabs>
-          <w:tab w:val="num" w:pos="540"/>
-        </w:tabs>
-        <w:ind w:left="540" w:hanging="270"/>
-      </w:pPr>
-    </w:lvl>
-  </w:abstractNum>
-  <w:num w:numId="12">
-    <w:abstractNumId w:val="11"/>
-  </w:num>
-  <w:abstractNum w:abstractNumId="12">
-    <w:multiLevelType w:val="singleLevel"/>
-    <w:lvl w:ilvl="0">
-      <w:start w:val="1"/>
-      <w:numFmt w:val="decimal"/>
-      <w:lvlText w:val="%1."/>
-      <w:lvlJc w:val="left"/>
-      <w:pPr>
-        <w:tabs>
-          <w:tab w:val="num" w:pos="540"/>
-        </w:tabs>
-        <w:ind w:left="540" w:hanging="270"/>
-      </w:pPr>
-    </w:lvl>
-  </w:abstractNum>
-  <w:num w:numId="13">
-    <w:abstractNumId w:val="12"/>
-  </w:num>
 </w:numbering>
 </file>
 
@@ -748,7 +558,7 @@
   <w:docDefaults>
     <w:rPrDefault>
       <w:rPr>
-        <w:rFonts w:asciiTheme="minorHAnsi" w:eastAsiaTheme="minorEastAsia" w:hAnsiTheme="minorHAnsi" w:cstheme="minorBidi"/>
+        <w:rFonts/>
         <w:sz w:val="22"/>
         <w:szCs w:val="22"/>
         <w:lang w:val="en-US" w:eastAsia="en-US" w:bidi="ar-SA"/>
@@ -904,12 +714,13 @@
     <w:qFormat/>
     <w:rsid w:val="00FC693F"/>
     <w:pPr>
-      <w:widowControl/>
-      <w:spacing w:before="0" w:after="120" w:line="300" w:lineRule="auto"/>
+      <w:spacing w:after="120" w:line="259" w:lineRule="auto"/>
     </w:pPr>
     <w:rPr>
-      <w:rFonts w:ascii="Calibri" w:hAnsi="Calibri" w:cs="Calibri"/>
-      <w:sz w:val="22"/>
+      <w:rFonts w:ascii="Times New Roman" w:hAnsi="Times New Roman"/>
+      <w:color w:val="000000"/>
+      <w:sz w:val="24"/>
+      <w:lang w:val="ru-RU"/>
     </w:rPr>
   </w:style>
   <w:style w:type="paragraph" w:styleId="Header">
@@ -967,16 +778,17 @@
     <w:pPr>
       <w:keepNext/>
       <w:keepLines/>
-      <w:spacing w:before="360" w:after="200"/>
+      <w:spacing w:before="480" w:after="120" w:line="259" w:lineRule="auto"/>
       <w:outlineLvl w:val="0"/>
     </w:pPr>
     <w:rPr>
-      <w:rFonts w:asciiTheme="majorHAnsi" w:eastAsiaTheme="majorEastAsia" w:hAnsiTheme="majorHAnsi" w:cstheme="majorBidi" w:ascii="Calibri" w:hAnsi="Calibri" w:cs="Calibri"/>
+      <w:rFonts w:ascii="Times New Roman" w:hAnsi="Times New Roman"/>
       <w:b/>
       <w:bCs/>
-      <w:color w:val="2E74B5"/>
-      <w:sz w:val="32"/>
+      <w:color w:val="000000"/>
+      <w:sz w:val="26"/>
       <w:szCs w:val="28"/>
+      <w:lang w:val="ru-RU"/>
     </w:rPr>
   </w:style>
   <w:style w:type="paragraph" w:styleId="Heading2">
@@ -991,16 +803,17 @@
     <w:pPr>
       <w:keepNext/>
       <w:keepLines/>
-      <w:spacing w:before="280" w:after="140"/>
+      <w:spacing w:before="200" w:after="120" w:line="259" w:lineRule="auto"/>
       <w:outlineLvl w:val="1"/>
     </w:pPr>
     <w:rPr>
-      <w:rFonts w:asciiTheme="majorHAnsi" w:eastAsiaTheme="majorEastAsia" w:hAnsiTheme="majorHAnsi" w:cstheme="majorBidi" w:ascii="Calibri" w:hAnsi="Calibri" w:cs="Calibri"/>
+      <w:rFonts w:ascii="Times New Roman" w:hAnsi="Times New Roman"/>
       <w:b/>
       <w:bCs/>
-      <w:color w:val="2E74B5"/>
+      <w:color w:val="000000"/>
       <w:sz w:val="26"/>
       <w:szCs w:val="26"/>
+      <w:lang w:val="ru-RU"/>
     </w:rPr>
   </w:style>
   <w:style w:type="paragraph" w:styleId="Heading3">
@@ -1015,15 +828,14 @@
     <w:pPr>
       <w:keepNext/>
       <w:keepLines/>
-      <w:spacing w:before="200" w:after="100"/>
+      <w:spacing w:before="200" w:after="0"/>
       <w:outlineLvl w:val="2"/>
     </w:pPr>
     <w:rPr>
-      <w:rFonts w:asciiTheme="majorHAnsi" w:eastAsiaTheme="majorEastAsia" w:hAnsiTheme="majorHAnsi" w:cstheme="majorBidi" w:ascii="Calibri" w:hAnsi="Calibri" w:cs="Calibri"/>
+      <w:rFonts/>
       <w:b/>
       <w:bCs/>
-      <w:color w:val="1F4D78"/>
-      <w:sz w:val="24"/>
+      <w:color w:val="4F81BD" w:themeColor="accent1"/>
     </w:rPr>
   </w:style>
   <w:style w:type="paragraph" w:styleId="Heading4">
@@ -1043,7 +855,7 @@
       <w:outlineLvl w:val="3"/>
     </w:pPr>
     <w:rPr>
-      <w:rFonts w:asciiTheme="majorHAnsi" w:eastAsiaTheme="majorEastAsia" w:hAnsiTheme="majorHAnsi" w:cstheme="majorBidi"/>
+      <w:rFonts/>
       <w:b/>
       <w:bCs/>
       <w:i/>
@@ -1068,7 +880,7 @@
       <w:outlineLvl w:val="4"/>
     </w:pPr>
     <w:rPr>
-      <w:rFonts w:asciiTheme="majorHAnsi" w:eastAsiaTheme="majorEastAsia" w:hAnsiTheme="majorHAnsi" w:cstheme="majorBidi"/>
+      <w:rFonts/>
       <w:color w:val="243F60" w:themeColor="accent1" w:themeShade="7F"/>
     </w:rPr>
   </w:style>
@@ -1089,7 +901,7 @@
       <w:outlineLvl w:val="5"/>
     </w:pPr>
     <w:rPr>
-      <w:rFonts w:asciiTheme="majorHAnsi" w:eastAsiaTheme="majorEastAsia" w:hAnsiTheme="majorHAnsi" w:cstheme="majorBidi"/>
+      <w:rFonts/>
       <w:i/>
       <w:iCs/>
       <w:color w:val="243F60" w:themeColor="accent1" w:themeShade="7F"/>
@@ -1112,7 +924,7 @@
       <w:outlineLvl w:val="6"/>
     </w:pPr>
     <w:rPr>
-      <w:rFonts w:asciiTheme="majorHAnsi" w:eastAsiaTheme="majorEastAsia" w:hAnsiTheme="majorHAnsi" w:cstheme="majorBidi"/>
+      <w:rFonts/>
       <w:i/>
       <w:iCs/>
       <w:color w:val="404040" w:themeColor="text1" w:themeTint="BF"/>
@@ -1135,7 +947,7 @@
       <w:outlineLvl w:val="7"/>
     </w:pPr>
     <w:rPr>
-      <w:rFonts w:asciiTheme="majorHAnsi" w:eastAsiaTheme="majorEastAsia" w:hAnsiTheme="majorHAnsi" w:cstheme="majorBidi"/>
+      <w:rFonts/>
       <w:color w:val="4F81BD" w:themeColor="accent1"/>
       <w:sz w:val="20"/>
       <w:szCs w:val="20"/>
@@ -1158,7 +970,7 @@
       <w:outlineLvl w:val="8"/>
     </w:pPr>
     <w:rPr>
-      <w:rFonts w:asciiTheme="majorHAnsi" w:eastAsiaTheme="majorEastAsia" w:hAnsiTheme="majorHAnsi" w:cstheme="majorBidi"/>
+      <w:rFonts/>
       <w:i/>
       <w:iCs/>
       <w:color w:val="404040" w:themeColor="text1" w:themeTint="BF"/>
@@ -1209,7 +1021,7 @@
     <w:uiPriority w:val="9"/>
     <w:rsid w:val="00FC693F"/>
     <w:rPr>
-      <w:rFonts w:asciiTheme="majorHAnsi" w:eastAsiaTheme="majorEastAsia" w:hAnsiTheme="majorHAnsi" w:cstheme="majorBidi"/>
+      <w:rFonts/>
       <w:b/>
       <w:bCs/>
       <w:color w:val="365F91" w:themeColor="accent1" w:themeShade="BF"/>
@@ -1224,7 +1036,7 @@
     <w:uiPriority w:val="9"/>
     <w:rsid w:val="00FC693F"/>
     <w:rPr>
-      <w:rFonts w:asciiTheme="majorHAnsi" w:eastAsiaTheme="majorEastAsia" w:hAnsiTheme="majorHAnsi" w:cstheme="majorBidi"/>
+      <w:rFonts/>
       <w:b/>
       <w:bCs/>
       <w:color w:val="4F81BD" w:themeColor="accent1"/>
@@ -1239,7 +1051,7 @@
     <w:uiPriority w:val="9"/>
     <w:rsid w:val="00FC693F"/>
     <w:rPr>
-      <w:rFonts w:asciiTheme="majorHAnsi" w:eastAsiaTheme="majorEastAsia" w:hAnsiTheme="majorHAnsi" w:cstheme="majorBidi"/>
+      <w:rFonts/>
       <w:b/>
       <w:bCs/>
       <w:color w:val="4F81BD" w:themeColor="accent1"/>
@@ -1254,19 +1066,17 @@
     <w:qFormat/>
     <w:rsid w:val="00FC693F"/>
     <w:pPr>
-      <w:pBdr>
-        <w:bottom w:val="single" w:sz="8" w:space="4" w:color="4F81BD" w:themeColor="accent1"/>
-      </w:pBdr>
-      <w:spacing w:after="300" w:line="240" w:lineRule="auto"/>
+      <w:spacing w:after="120" w:line="259" w:lineRule="auto"/>
       <w:contextualSpacing/>
     </w:pPr>
     <w:rPr>
-      <w:rFonts w:asciiTheme="majorHAnsi" w:eastAsiaTheme="majorEastAsia" w:hAnsiTheme="majorHAnsi" w:cstheme="majorBidi"/>
-      <w:color w:val="17365D" w:themeColor="text2" w:themeShade="BF"/>
+      <w:rFonts w:ascii="Times New Roman" w:hAnsi="Times New Roman"/>
+      <w:color w:val="000000"/>
       <w:spacing w:val="5"/>
       <w:kern w:val="28"/>
-      <w:sz w:val="52"/>
+      <w:sz w:val="40"/>
       <w:szCs w:val="52"/>
+      <w:lang w:val="ru-RU"/>
     </w:rPr>
   </w:style>
   <w:style w:type="character" w:customStyle="1" w:styleId="TitleChar">
@@ -1276,7 +1086,7 @@
     <w:uiPriority w:val="10"/>
     <w:rsid w:val="00FC693F"/>
     <w:rPr>
-      <w:rFonts w:asciiTheme="majorHAnsi" w:eastAsiaTheme="majorEastAsia" w:hAnsiTheme="majorHAnsi" w:cstheme="majorBidi"/>
+      <w:rFonts/>
       <w:color w:val="17365D" w:themeColor="text2" w:themeShade="BF"/>
       <w:spacing w:val="5"/>
       <w:kern w:val="28"/>
@@ -1298,7 +1108,7 @@
       </w:numPr>
     </w:pPr>
     <w:rPr>
-      <w:rFonts w:asciiTheme="majorHAnsi" w:eastAsiaTheme="majorEastAsia" w:hAnsiTheme="majorHAnsi" w:cstheme="majorBidi"/>
+      <w:rFonts/>
       <w:i/>
       <w:iCs/>
       <w:color w:val="4F81BD" w:themeColor="accent1"/>
@@ -1314,7 +1124,7 @@
     <w:uiPriority w:val="11"/>
     <w:rsid w:val="00FC693F"/>
     <w:rPr>
-      <w:rFonts w:asciiTheme="majorHAnsi" w:eastAsiaTheme="majorEastAsia" w:hAnsiTheme="majorHAnsi" w:cstheme="majorBidi"/>
+      <w:rFonts/>
       <w:i/>
       <w:iCs/>
       <w:color w:val="4F81BD" w:themeColor="accent1"/>
@@ -1439,8 +1249,15 @@
       <w:numPr>
         <w:numId w:val="1"/>
       </w:numPr>
+      <w:spacing w:after="120" w:line="259" w:lineRule="auto"/>
       <w:contextualSpacing/>
     </w:pPr>
+    <w:rPr>
+      <w:rFonts w:ascii="Times New Roman" w:hAnsi="Times New Roman"/>
+      <w:color w:val="000000"/>
+      <w:sz w:val="24"/>
+      <w:lang w:val="ru-RU"/>
+    </w:rPr>
   </w:style>
   <w:style w:type="paragraph" w:styleId="ListBullet2">
     <w:name w:val="List Bullet 2"/>
@@ -1612,7 +1429,7 @@
     <w:semiHidden/>
     <w:rsid w:val="00FC693F"/>
     <w:rPr>
-      <w:rFonts w:asciiTheme="majorHAnsi" w:eastAsiaTheme="majorEastAsia" w:hAnsiTheme="majorHAnsi" w:cstheme="majorBidi"/>
+      <w:rFonts/>
       <w:b/>
       <w:bCs/>
       <w:i/>
@@ -1628,7 +1445,7 @@
     <w:semiHidden/>
     <w:rsid w:val="00FC693F"/>
     <w:rPr>
-      <w:rFonts w:asciiTheme="majorHAnsi" w:eastAsiaTheme="majorEastAsia" w:hAnsiTheme="majorHAnsi" w:cstheme="majorBidi"/>
+      <w:rFonts/>
       <w:color w:val="243F60" w:themeColor="accent1" w:themeShade="7F"/>
     </w:rPr>
   </w:style>
@@ -1640,7 +1457,7 @@
     <w:semiHidden/>
     <w:rsid w:val="00FC693F"/>
     <w:rPr>
-      <w:rFonts w:asciiTheme="majorHAnsi" w:eastAsiaTheme="majorEastAsia" w:hAnsiTheme="majorHAnsi" w:cstheme="majorBidi"/>
+      <w:rFonts/>
       <w:i/>
       <w:iCs/>
       <w:color w:val="243F60" w:themeColor="accent1" w:themeShade="7F"/>
@@ -1654,7 +1471,7 @@
     <w:semiHidden/>
     <w:rsid w:val="00FC693F"/>
     <w:rPr>
-      <w:rFonts w:asciiTheme="majorHAnsi" w:eastAsiaTheme="majorEastAsia" w:hAnsiTheme="majorHAnsi" w:cstheme="majorBidi"/>
+      <w:rFonts/>
       <w:i/>
       <w:iCs/>
       <w:color w:val="404040" w:themeColor="text1" w:themeTint="BF"/>
@@ -1668,7 +1485,7 @@
     <w:semiHidden/>
     <w:rsid w:val="00FC693F"/>
     <w:rPr>
-      <w:rFonts w:asciiTheme="majorHAnsi" w:eastAsiaTheme="majorEastAsia" w:hAnsiTheme="majorHAnsi" w:cstheme="majorBidi"/>
+      <w:rFonts/>
       <w:color w:val="4F81BD" w:themeColor="accent1"/>
       <w:sz w:val="20"/>
       <w:szCs w:val="20"/>
@@ -1682,7 +1499,7 @@
     <w:semiHidden/>
     <w:rsid w:val="00FC693F"/>
     <w:rPr>
-      <w:rFonts w:asciiTheme="majorHAnsi" w:eastAsiaTheme="majorEastAsia" w:hAnsiTheme="majorHAnsi" w:cstheme="majorBidi"/>
+      <w:rFonts/>
       <w:i/>
       <w:iCs/>
       <w:color w:val="404040" w:themeColor="text1" w:themeTint="BF"/>
@@ -1741,9 +1558,6 @@
     <w:qFormat/>
     <w:rsid w:val="00FC693F"/>
     <w:pPr>
-      <w:pBdr>
-        <w:bottom w:val="single" w:sz="4" w:space="4" w:color="4F81BD" w:themeColor="accent1"/>
-      </w:pBdr>
       <w:spacing w:before="200" w:after="280"/>
       <w:ind w:left="936" w:right="936"/>
     </w:pPr>
@@ -3271,7 +3085,7 @@
         <w:spacing w:before="0" w:after="0" w:line="240" w:lineRule="auto"/>
       </w:pPr>
       <w:rPr>
-        <w:rFonts w:asciiTheme="majorHAnsi" w:eastAsiaTheme="majorEastAsia" w:hAnsiTheme="majorHAnsi" w:cstheme="majorBidi"/>
+        <w:rFonts/>
         <w:b/>
         <w:bCs/>
       </w:rPr>
@@ -3292,7 +3106,7 @@
         <w:spacing w:before="0" w:after="0" w:line="240" w:lineRule="auto"/>
       </w:pPr>
       <w:rPr>
-        <w:rFonts w:asciiTheme="majorHAnsi" w:eastAsiaTheme="majorEastAsia" w:hAnsiTheme="majorHAnsi" w:cstheme="majorBidi"/>
+        <w:rFonts/>
         <w:b/>
         <w:bCs/>
       </w:rPr>
@@ -3310,14 +3124,14 @@
     </w:tblStylePr>
     <w:tblStylePr w:type="firstCol">
       <w:rPr>
-        <w:rFonts w:asciiTheme="majorHAnsi" w:eastAsiaTheme="majorEastAsia" w:hAnsiTheme="majorHAnsi" w:cstheme="majorBidi"/>
+        <w:rFonts/>
         <w:b/>
         <w:bCs/>
       </w:rPr>
     </w:tblStylePr>
     <w:tblStylePr w:type="lastCol">
       <w:rPr>
-        <w:rFonts w:asciiTheme="majorHAnsi" w:eastAsiaTheme="majorEastAsia" w:hAnsiTheme="majorHAnsi" w:cstheme="majorBidi"/>
+        <w:rFonts/>
         <w:b/>
         <w:bCs/>
       </w:rPr>
@@ -3401,7 +3215,7 @@
         <w:spacing w:before="0" w:after="0" w:line="240" w:lineRule="auto"/>
       </w:pPr>
       <w:rPr>
-        <w:rFonts w:asciiTheme="majorHAnsi" w:eastAsiaTheme="majorEastAsia" w:hAnsiTheme="majorHAnsi" w:cstheme="majorBidi"/>
+        <w:rFonts/>
         <w:b/>
         <w:bCs/>
       </w:rPr>
@@ -3422,7 +3236,7 @@
         <w:spacing w:before="0" w:after="0" w:line="240" w:lineRule="auto"/>
       </w:pPr>
       <w:rPr>
-        <w:rFonts w:asciiTheme="majorHAnsi" w:eastAsiaTheme="majorEastAsia" w:hAnsiTheme="majorHAnsi" w:cstheme="majorBidi"/>
+        <w:rFonts/>
         <w:b/>
         <w:bCs/>
       </w:rPr>
@@ -3440,14 +3254,14 @@
     </w:tblStylePr>
     <w:tblStylePr w:type="firstCol">
       <w:rPr>
-        <w:rFonts w:asciiTheme="majorHAnsi" w:eastAsiaTheme="majorEastAsia" w:hAnsiTheme="majorHAnsi" w:cstheme="majorBidi"/>
+        <w:rFonts/>
         <w:b/>
         <w:bCs/>
       </w:rPr>
     </w:tblStylePr>
     <w:tblStylePr w:type="lastCol">
       <w:rPr>
-        <w:rFonts w:asciiTheme="majorHAnsi" w:eastAsiaTheme="majorEastAsia" w:hAnsiTheme="majorHAnsi" w:cstheme="majorBidi"/>
+        <w:rFonts/>
         <w:b/>
         <w:bCs/>
       </w:rPr>
@@ -3531,7 +3345,7 @@
         <w:spacing w:before="0" w:after="0" w:line="240" w:lineRule="auto"/>
       </w:pPr>
       <w:rPr>
-        <w:rFonts w:asciiTheme="majorHAnsi" w:eastAsiaTheme="majorEastAsia" w:hAnsiTheme="majorHAnsi" w:cstheme="majorBidi"/>
+        <w:rFonts/>
         <w:b/>
         <w:bCs/>
       </w:rPr>
@@ -3552,7 +3366,7 @@
         <w:spacing w:before="0" w:after="0" w:line="240" w:lineRule="auto"/>
       </w:pPr>
       <w:rPr>
-        <w:rFonts w:asciiTheme="majorHAnsi" w:eastAsiaTheme="majorEastAsia" w:hAnsiTheme="majorHAnsi" w:cstheme="majorBidi"/>
+        <w:rFonts/>
         <w:b/>
         <w:bCs/>
       </w:rPr>
@@ -3570,14 +3384,14 @@
     </w:tblStylePr>
     <w:tblStylePr w:type="firstCol">
       <w:rPr>
-        <w:rFonts w:asciiTheme="majorHAnsi" w:eastAsiaTheme="majorEastAsia" w:hAnsiTheme="majorHAnsi" w:cstheme="majorBidi"/>
+        <w:rFonts/>
         <w:b/>
         <w:bCs/>
       </w:rPr>
     </w:tblStylePr>
     <w:tblStylePr w:type="lastCol">
       <w:rPr>
-        <w:rFonts w:asciiTheme="majorHAnsi" w:eastAsiaTheme="majorEastAsia" w:hAnsiTheme="majorHAnsi" w:cstheme="majorBidi"/>
+        <w:rFonts/>
         <w:b/>
         <w:bCs/>
       </w:rPr>
@@ -3661,7 +3475,7 @@
         <w:spacing w:before="0" w:after="0" w:line="240" w:lineRule="auto"/>
       </w:pPr>
       <w:rPr>
-        <w:rFonts w:asciiTheme="majorHAnsi" w:eastAsiaTheme="majorEastAsia" w:hAnsiTheme="majorHAnsi" w:cstheme="majorBidi"/>
+        <w:rFonts/>
         <w:b/>
         <w:bCs/>
       </w:rPr>
@@ -3682,7 +3496,7 @@
         <w:spacing w:before="0" w:after="0" w:line="240" w:lineRule="auto"/>
       </w:pPr>
       <w:rPr>
-        <w:rFonts w:asciiTheme="majorHAnsi" w:eastAsiaTheme="majorEastAsia" w:hAnsiTheme="majorHAnsi" w:cstheme="majorBidi"/>
+        <w:rFonts/>
         <w:b/>
         <w:bCs/>
       </w:rPr>
@@ -3700,14 +3514,14 @@
     </w:tblStylePr>
     <w:tblStylePr w:type="firstCol">
       <w:rPr>
-        <w:rFonts w:asciiTheme="majorHAnsi" w:eastAsiaTheme="majorEastAsia" w:hAnsiTheme="majorHAnsi" w:cstheme="majorBidi"/>
+        <w:rFonts/>
         <w:b/>
         <w:bCs/>
       </w:rPr>
     </w:tblStylePr>
     <w:tblStylePr w:type="lastCol">
       <w:rPr>
-        <w:rFonts w:asciiTheme="majorHAnsi" w:eastAsiaTheme="majorEastAsia" w:hAnsiTheme="majorHAnsi" w:cstheme="majorBidi"/>
+        <w:rFonts/>
         <w:b/>
         <w:bCs/>
       </w:rPr>
@@ -3791,7 +3605,7 @@
         <w:spacing w:before="0" w:after="0" w:line="240" w:lineRule="auto"/>
       </w:pPr>
       <w:rPr>
-        <w:rFonts w:asciiTheme="majorHAnsi" w:eastAsiaTheme="majorEastAsia" w:hAnsiTheme="majorHAnsi" w:cstheme="majorBidi"/>
+        <w:rFonts/>
         <w:b/>
         <w:bCs/>
       </w:rPr>
@@ -3812,7 +3626,7 @@
         <w:spacing w:before="0" w:after="0" w:line="240" w:lineRule="auto"/>
       </w:pPr>
       <w:rPr>
-        <w:rFonts w:asciiTheme="majorHAnsi" w:eastAsiaTheme="majorEastAsia" w:hAnsiTheme="majorHAnsi" w:cstheme="majorBidi"/>
+        <w:rFonts/>
         <w:b/>
         <w:bCs/>
       </w:rPr>
@@ -3830,14 +3644,14 @@
     </w:tblStylePr>
     <w:tblStylePr w:type="firstCol">
       <w:rPr>
-        <w:rFonts w:asciiTheme="majorHAnsi" w:eastAsiaTheme="majorEastAsia" w:hAnsiTheme="majorHAnsi" w:cstheme="majorBidi"/>
+        <w:rFonts/>
         <w:b/>
         <w:bCs/>
       </w:rPr>
     </w:tblStylePr>
     <w:tblStylePr w:type="lastCol">
       <w:rPr>
-        <w:rFonts w:asciiTheme="majorHAnsi" w:eastAsiaTheme="majorEastAsia" w:hAnsiTheme="majorHAnsi" w:cstheme="majorBidi"/>
+        <w:rFonts/>
         <w:b/>
         <w:bCs/>
       </w:rPr>
@@ -3921,7 +3735,7 @@
         <w:spacing w:before="0" w:after="0" w:line="240" w:lineRule="auto"/>
       </w:pPr>
       <w:rPr>
-        <w:rFonts w:asciiTheme="majorHAnsi" w:eastAsiaTheme="majorEastAsia" w:hAnsiTheme="majorHAnsi" w:cstheme="majorBidi"/>
+        <w:rFonts/>
         <w:b/>
         <w:bCs/>
       </w:rPr>
@@ -3942,7 +3756,7 @@
         <w:spacing w:before="0" w:after="0" w:line="240" w:lineRule="auto"/>
       </w:pPr>
       <w:rPr>
-        <w:rFonts w:asciiTheme="majorHAnsi" w:eastAsiaTheme="majorEastAsia" w:hAnsiTheme="majorHAnsi" w:cstheme="majorBidi"/>
+        <w:rFonts/>
         <w:b/>
         <w:bCs/>
       </w:rPr>
@@ -3960,14 +3774,14 @@
     </w:tblStylePr>
     <w:tblStylePr w:type="firstCol">
       <w:rPr>
-        <w:rFonts w:asciiTheme="majorHAnsi" w:eastAsiaTheme="majorEastAsia" w:hAnsiTheme="majorHAnsi" w:cstheme="majorBidi"/>
+        <w:rFonts/>
         <w:b/>
         <w:bCs/>
       </w:rPr>
     </w:tblStylePr>
     <w:tblStylePr w:type="lastCol">
       <w:rPr>
-        <w:rFonts w:asciiTheme="majorHAnsi" w:eastAsiaTheme="majorEastAsia" w:hAnsiTheme="majorHAnsi" w:cstheme="majorBidi"/>
+        <w:rFonts/>
         <w:b/>
         <w:bCs/>
       </w:rPr>
@@ -4051,7 +3865,7 @@
         <w:spacing w:before="0" w:after="0" w:line="240" w:lineRule="auto"/>
       </w:pPr>
       <w:rPr>
-        <w:rFonts w:asciiTheme="majorHAnsi" w:eastAsiaTheme="majorEastAsia" w:hAnsiTheme="majorHAnsi" w:cstheme="majorBidi"/>
+        <w:rFonts/>
         <w:b/>
         <w:bCs/>
       </w:rPr>
@@ -4072,7 +3886,7 @@
         <w:spacing w:before="0" w:after="0" w:line="240" w:lineRule="auto"/>
       </w:pPr>
       <w:rPr>
-        <w:rFonts w:asciiTheme="majorHAnsi" w:eastAsiaTheme="majorEastAsia" w:hAnsiTheme="majorHAnsi" w:cstheme="majorBidi"/>
+        <w:rFonts/>
         <w:b/>
         <w:bCs/>
       </w:rPr>
@@ -4090,14 +3904,14 @@
     </w:tblStylePr>
     <w:tblStylePr w:type="firstCol">
       <w:rPr>
-        <w:rFonts w:asciiTheme="majorHAnsi" w:eastAsiaTheme="majorEastAsia" w:hAnsiTheme="majorHAnsi" w:cstheme="majorBidi"/>
+        <w:rFonts/>
         <w:b/>
         <w:bCs/>
       </w:rPr>
     </w:tblStylePr>
     <w:tblStylePr w:type="lastCol">
       <w:rPr>
-        <w:rFonts w:asciiTheme="majorHAnsi" w:eastAsiaTheme="majorEastAsia" w:hAnsiTheme="majorHAnsi" w:cstheme="majorBidi"/>
+        <w:rFonts/>
         <w:b/>
         <w:bCs/>
       </w:rPr>
@@ -5962,7 +5776,7 @@
     </w:tblPr>
     <w:tblStylePr w:type="firstRow">
       <w:rPr>
-        <w:rFonts w:asciiTheme="majorHAnsi" w:eastAsiaTheme="majorEastAsia" w:hAnsiTheme="majorHAnsi" w:cstheme="majorBidi"/>
+        <w:rFonts/>
       </w:rPr>
       <w:tblPr/>
       <w:tcPr>
@@ -6046,7 +5860,7 @@
     </w:tblPr>
     <w:tblStylePr w:type="firstRow">
       <w:rPr>
-        <w:rFonts w:asciiTheme="majorHAnsi" w:eastAsiaTheme="majorEastAsia" w:hAnsiTheme="majorHAnsi" w:cstheme="majorBidi"/>
+        <w:rFonts/>
       </w:rPr>
       <w:tblPr/>
       <w:tcPr>
@@ -6130,7 +5944,7 @@
     </w:tblPr>
     <w:tblStylePr w:type="firstRow">
       <w:rPr>
-        <w:rFonts w:asciiTheme="majorHAnsi" w:eastAsiaTheme="majorEastAsia" w:hAnsiTheme="majorHAnsi" w:cstheme="majorBidi"/>
+        <w:rFonts/>
       </w:rPr>
       <w:tblPr/>
       <w:tcPr>
@@ -6214,7 +6028,7 @@
     </w:tblPr>
     <w:tblStylePr w:type="firstRow">
       <w:rPr>
-        <w:rFonts w:asciiTheme="majorHAnsi" w:eastAsiaTheme="majorEastAsia" w:hAnsiTheme="majorHAnsi" w:cstheme="majorBidi"/>
+        <w:rFonts/>
       </w:rPr>
       <w:tblPr/>
       <w:tcPr>
@@ -6298,7 +6112,7 @@
     </w:tblPr>
     <w:tblStylePr w:type="firstRow">
       <w:rPr>
-        <w:rFonts w:asciiTheme="majorHAnsi" w:eastAsiaTheme="majorEastAsia" w:hAnsiTheme="majorHAnsi" w:cstheme="majorBidi"/>
+        <w:rFonts/>
       </w:rPr>
       <w:tblPr/>
       <w:tcPr>
@@ -6382,7 +6196,7 @@
     </w:tblPr>
     <w:tblStylePr w:type="firstRow">
       <w:rPr>
-        <w:rFonts w:asciiTheme="majorHAnsi" w:eastAsiaTheme="majorEastAsia" w:hAnsiTheme="majorHAnsi" w:cstheme="majorBidi"/>
+        <w:rFonts/>
       </w:rPr>
       <w:tblPr/>
       <w:tcPr>
@@ -6466,7 +6280,7 @@
     </w:tblPr>
     <w:tblStylePr w:type="firstRow">
       <w:rPr>
-        <w:rFonts w:asciiTheme="majorHAnsi" w:eastAsiaTheme="majorEastAsia" w:hAnsiTheme="majorHAnsi" w:cstheme="majorBidi"/>
+        <w:rFonts/>
       </w:rPr>
       <w:tblPr/>
       <w:tcPr>
@@ -6531,7 +6345,7 @@
       <w:spacing w:after="0" w:line="240" w:lineRule="auto"/>
     </w:pPr>
     <w:rPr>
-      <w:rFonts w:asciiTheme="majorHAnsi" w:eastAsiaTheme="majorEastAsia" w:hAnsiTheme="majorHAnsi" w:cstheme="majorBidi"/>
+      <w:rFonts/>
       <w:color w:val="000000" w:themeColor="text1"/>
     </w:rPr>
     <w:tblPr>
@@ -6659,7 +6473,7 @@
       <w:spacing w:after="0" w:line="240" w:lineRule="auto"/>
     </w:pPr>
     <w:rPr>
-      <w:rFonts w:asciiTheme="majorHAnsi" w:eastAsiaTheme="majorEastAsia" w:hAnsiTheme="majorHAnsi" w:cstheme="majorBidi"/>
+      <w:rFonts/>
       <w:color w:val="000000" w:themeColor="text1"/>
     </w:rPr>
     <w:tblPr>
@@ -6787,7 +6601,7 @@
       <w:spacing w:after="0" w:line="240" w:lineRule="auto"/>
     </w:pPr>
     <w:rPr>
-      <w:rFonts w:asciiTheme="majorHAnsi" w:eastAsiaTheme="majorEastAsia" w:hAnsiTheme="majorHAnsi" w:cstheme="majorBidi"/>
+      <w:rFonts/>
       <w:color w:val="000000" w:themeColor="text1"/>
     </w:rPr>
     <w:tblPr>
@@ -6915,7 +6729,7 @@
       <w:spacing w:after="0" w:line="240" w:lineRule="auto"/>
     </w:pPr>
     <w:rPr>
-      <w:rFonts w:asciiTheme="majorHAnsi" w:eastAsiaTheme="majorEastAsia" w:hAnsiTheme="majorHAnsi" w:cstheme="majorBidi"/>
+      <w:rFonts/>
       <w:color w:val="000000" w:themeColor="text1"/>
     </w:rPr>
     <w:tblPr>
@@ -7043,7 +6857,7 @@
       <w:spacing w:after="0" w:line="240" w:lineRule="auto"/>
     </w:pPr>
     <w:rPr>
-      <w:rFonts w:asciiTheme="majorHAnsi" w:eastAsiaTheme="majorEastAsia" w:hAnsiTheme="majorHAnsi" w:cstheme="majorBidi"/>
+      <w:rFonts/>
       <w:color w:val="000000" w:themeColor="text1"/>
     </w:rPr>
     <w:tblPr>
@@ -7171,7 +6985,7 @@
       <w:spacing w:after="0" w:line="240" w:lineRule="auto"/>
     </w:pPr>
     <w:rPr>
-      <w:rFonts w:asciiTheme="majorHAnsi" w:eastAsiaTheme="majorEastAsia" w:hAnsiTheme="majorHAnsi" w:cstheme="majorBidi"/>
+      <w:rFonts/>
       <w:color w:val="000000" w:themeColor="text1"/>
     </w:rPr>
     <w:tblPr>
@@ -7299,7 +7113,7 @@
       <w:spacing w:after="0" w:line="240" w:lineRule="auto"/>
     </w:pPr>
     <w:rPr>
-      <w:rFonts w:asciiTheme="majorHAnsi" w:eastAsiaTheme="majorEastAsia" w:hAnsiTheme="majorHAnsi" w:cstheme="majorBidi"/>
+      <w:rFonts/>
       <w:color w:val="000000" w:themeColor="text1"/>
     </w:rPr>
     <w:tblPr>
@@ -7938,7 +7752,7 @@
       <w:spacing w:after="0" w:line="240" w:lineRule="auto"/>
     </w:pPr>
     <w:rPr>
-      <w:rFonts w:asciiTheme="majorHAnsi" w:eastAsiaTheme="majorEastAsia" w:hAnsiTheme="majorHAnsi" w:cstheme="majorBidi"/>
+      <w:rFonts/>
       <w:color w:val="000000" w:themeColor="text1"/>
     </w:rPr>
     <w:tblPr>
@@ -8063,7 +7877,7 @@
       <w:spacing w:after="0" w:line="240" w:lineRule="auto"/>
     </w:pPr>
     <w:rPr>
-      <w:rFonts w:asciiTheme="majorHAnsi" w:eastAsiaTheme="majorEastAsia" w:hAnsiTheme="majorHAnsi" w:cstheme="majorBidi"/>
+      <w:rFonts/>
       <w:color w:val="000000" w:themeColor="text1"/>
     </w:rPr>
     <w:tblPr>
@@ -8188,7 +8002,7 @@
       <w:spacing w:after="0" w:line="240" w:lineRule="auto"/>
     </w:pPr>
     <w:rPr>
-      <w:rFonts w:asciiTheme="majorHAnsi" w:eastAsiaTheme="majorEastAsia" w:hAnsiTheme="majorHAnsi" w:cstheme="majorBidi"/>
+      <w:rFonts/>
       <w:color w:val="000000" w:themeColor="text1"/>
     </w:rPr>
     <w:tblPr>
@@ -8313,7 +8127,7 @@
       <w:spacing w:after="0" w:line="240" w:lineRule="auto"/>
     </w:pPr>
     <w:rPr>
-      <w:rFonts w:asciiTheme="majorHAnsi" w:eastAsiaTheme="majorEastAsia" w:hAnsiTheme="majorHAnsi" w:cstheme="majorBidi"/>
+      <w:rFonts/>
       <w:color w:val="000000" w:themeColor="text1"/>
     </w:rPr>
     <w:tblPr>
@@ -8438,7 +8252,7 @@
       <w:spacing w:after="0" w:line="240" w:lineRule="auto"/>
     </w:pPr>
     <w:rPr>
-      <w:rFonts w:asciiTheme="majorHAnsi" w:eastAsiaTheme="majorEastAsia" w:hAnsiTheme="majorHAnsi" w:cstheme="majorBidi"/>
+      <w:rFonts/>
       <w:color w:val="000000" w:themeColor="text1"/>
     </w:rPr>
     <w:tblPr>
@@ -8563,7 +8377,7 @@
       <w:spacing w:after="0" w:line="240" w:lineRule="auto"/>
     </w:pPr>
     <w:rPr>
-      <w:rFonts w:asciiTheme="majorHAnsi" w:eastAsiaTheme="majorEastAsia" w:hAnsiTheme="majorHAnsi" w:cstheme="majorBidi"/>
+      <w:rFonts/>
       <w:color w:val="000000" w:themeColor="text1"/>
     </w:rPr>
     <w:tblPr>
@@ -8688,7 +8502,7 @@
       <w:spacing w:after="0" w:line="240" w:lineRule="auto"/>
     </w:pPr>
     <w:rPr>
-      <w:rFonts w:asciiTheme="majorHAnsi" w:eastAsiaTheme="majorEastAsia" w:hAnsiTheme="majorHAnsi" w:cstheme="majorBidi"/>
+      <w:rFonts/>
       <w:color w:val="000000" w:themeColor="text1"/>
     </w:rPr>
     <w:tblPr>
